--- a/Sebastian Ortuno Resume.docx
+++ b/Sebastian Ortuno Resume.docx
@@ -308,6 +308,13 @@
       </w:r>
       <w:r>
         <w:rPr>
+          <w:rStyle w:val="CapsExpandedColored"/>
+          <w:color w:val="auto"/>
+        </w:rPr>
+        <w:t xml:space="preserve"> ADMINISTRATION</w:t>
+      </w:r>
+      <w:r>
+        <w:rPr>
           <w:color w:val="auto"/>
         </w:rPr>
         <w:t xml:space="preserve"> </w:t>
@@ -427,14 +434,14 @@
           <w:color w:val="auto"/>
           <w:szCs w:val="24"/>
         </w:rPr>
-        <w:t xml:space="preserve">Majors: Business </w:t>
-      </w:r>
-      <w:r>
-        <w:rPr>
-          <w:color w:val="auto"/>
-          <w:szCs w:val="24"/>
-        </w:rPr>
-        <w:t>Administration</w:t>
+        <w:t>Concentration: Business Management</w:t>
+      </w:r>
+      <w:r>
+        <w:rPr>
+          <w:color w:val="auto"/>
+          <w:szCs w:val="24"/>
+        </w:rPr>
+        <w:t>.</w:t>
       </w:r>
     </w:p>
     <w:p>
@@ -449,36 +456,20 @@
           <w:color w:val="auto"/>
           <w:szCs w:val="24"/>
         </w:rPr>
-        <w:t>Concentration: Business Management</w:t>
+        <w:t>Concentration: Human Resources</w:t>
+      </w:r>
+      <w:r>
+        <w:rPr>
+          <w:color w:val="auto"/>
+          <w:szCs w:val="24"/>
+        </w:rPr>
+        <w:t>.</w:t>
       </w:r>
     </w:p>
     <w:p>
       <w:pPr>
         <w:rPr>
           <w:color w:val="auto"/>
-          <w:szCs w:val="24"/>
-        </w:rPr>
-      </w:pPr>
-      <w:r>
-        <w:rPr>
-          <w:color w:val="auto"/>
-          <w:szCs w:val="24"/>
-        </w:rPr>
-        <w:t>Concentration: Human Resources</w:t>
-      </w:r>
-    </w:p>
-    <w:p>
-      <w:pPr>
-        <w:rPr>
-          <w:color w:val="auto"/>
-          <w:szCs w:val="24"/>
-        </w:rPr>
-      </w:pPr>
-    </w:p>
-    <w:p>
-      <w:pPr>
-        <w:rPr>
-          <w:color w:val="auto"/>
         </w:rPr>
       </w:pPr>
       <w:r>
@@ -536,13 +527,6 @@
           <w:color w:val="auto"/>
         </w:rPr>
         <w:t>6</w:t>
-      </w:r>
-      <w:r>
-        <w:rPr>
-          <w:color w:val="auto"/>
-          <w:szCs w:val="24"/>
-        </w:rPr>
-        <w:tab/>
       </w:r>
     </w:p>
     <w:p>
@@ -701,6 +685,14 @@
               </w:rPr>
               <w:t>NumPy</w:t>
             </w:r>
+            <w:r>
+              <w:rPr>
+                <w:bCs/>
+                <w:color w:val="auto"/>
+                <w:szCs w:val="20"/>
+              </w:rPr>
+              <w:t>.</w:t>
+            </w:r>
           </w:p>
           <w:p>
             <w:pPr>
@@ -743,7 +735,7 @@
                 <w:color w:val="auto"/>
                 <w:szCs w:val="20"/>
               </w:rPr>
-              <w:t>Software: SQLite, MySQL</w:t>
+              <w:t>Software: S</w:t>
             </w:r>
             <w:r>
               <w:rPr>
@@ -751,17 +743,40 @@
                 <w:color w:val="auto"/>
                 <w:szCs w:val="20"/>
               </w:rPr>
+              <w:t>S</w:t>
+            </w:r>
+            <w:r>
+              <w:rPr>
+                <w:bCs/>
+                <w:color w:val="auto"/>
+                <w:szCs w:val="20"/>
+              </w:rPr>
+              <w:t>MS</w:t>
+            </w:r>
+            <w:r>
+              <w:rPr>
+                <w:bCs/>
+                <w:color w:val="auto"/>
+                <w:szCs w:val="20"/>
+              </w:rPr>
+              <w:t>, MySQL</w:t>
+            </w:r>
+            <w:r>
+              <w:rPr>
+                <w:bCs/>
+                <w:color w:val="auto"/>
+                <w:szCs w:val="20"/>
+              </w:rPr>
               <w:t>, MySQL Workbench</w:t>
             </w:r>
-          </w:p>
-          <w:p>
-            <w:pPr>
+            <w:r>
               <w:rPr>
                 <w:bCs/>
                 <w:color w:val="auto"/>
                 <w:szCs w:val="20"/>
               </w:rPr>
-            </w:pPr>
+              <w:t>.</w:t>
+            </w:r>
           </w:p>
         </w:tc>
         <w:tc>
@@ -850,6 +865,14 @@
               </w:rPr>
               <w:t>, mlr, purr</w:t>
             </w:r>
+            <w:r>
+              <w:rPr>
+                <w:bCs/>
+                <w:color w:val="auto"/>
+                <w:szCs w:val="20"/>
+              </w:rPr>
+              <w:t>.</w:t>
+            </w:r>
           </w:p>
           <w:p>
             <w:pPr>
@@ -894,7 +917,28 @@
                 <w:color w:val="auto"/>
                 <w:szCs w:val="20"/>
               </w:rPr>
-              <w:t>Show me, custom charts, Geospatial visualizations</w:t>
+              <w:t xml:space="preserve">Show </w:t>
+            </w:r>
+            <w:r>
+              <w:rPr>
+                <w:color w:val="auto"/>
+                <w:szCs w:val="20"/>
+              </w:rPr>
+              <w:t>me,</w:t>
+            </w:r>
+            <w:r>
+              <w:rPr>
+                <w:color w:val="auto"/>
+                <w:szCs w:val="20"/>
+              </w:rPr>
+              <w:t xml:space="preserve"> custom charts, Geospatial visualizations</w:t>
+            </w:r>
+            <w:r>
+              <w:rPr>
+                <w:color w:val="auto"/>
+                <w:szCs w:val="20"/>
+              </w:rPr>
+              <w:t>.</w:t>
             </w:r>
             <w:r>
               <w:rPr>
@@ -1015,6 +1059,13 @@
               </w:rPr>
               <w:t>, VBA</w:t>
             </w:r>
+            <w:r>
+              <w:rPr>
+                <w:color w:val="auto"/>
+                <w:szCs w:val="20"/>
+              </w:rPr>
+              <w:t>.</w:t>
+            </w:r>
           </w:p>
           <w:p>
             <w:pPr>
@@ -1064,7 +1115,14 @@
           <w:rStyle w:val="CapsExpandedColored"/>
           <w:color w:val="auto"/>
         </w:rPr>
-        <w:t>Nashville housing project</w:t>
+        <w:t>HOTEL BUSINESS ANALYTICS</w:t>
+      </w:r>
+      <w:r>
+        <w:rPr>
+          <w:rStyle w:val="CapsExpandedColored"/>
+          <w:color w:val="auto"/>
+        </w:rPr>
+        <w:t xml:space="preserve"> project</w:t>
       </w:r>
       <w:r>
         <w:rPr>
@@ -1133,7 +1191,7 @@
         <w:rPr>
           <w:color w:val="auto"/>
         </w:rPr>
-        <w:t>March</w:t>
+        <w:t>July</w:t>
       </w:r>
       <w:r>
         <w:rPr>
@@ -1164,83 +1222,15 @@
           <w:sz w:val="20"/>
           <w:szCs w:val="24"/>
         </w:rPr>
-        <w:t xml:space="preserve">Utilized </w:t>
-      </w:r>
-      <w:r>
-        <w:rPr>
-          <w:b/>
-          <w:bCs/>
-          <w:color w:val="auto"/>
-          <w:sz w:val="20"/>
-          <w:szCs w:val="24"/>
-        </w:rPr>
-        <w:t xml:space="preserve">MySQL </w:t>
-      </w:r>
-      <w:r>
-        <w:rPr>
-          <w:b/>
-          <w:bCs/>
-          <w:color w:val="auto"/>
-          <w:sz w:val="20"/>
-          <w:szCs w:val="24"/>
-        </w:rPr>
-        <w:t xml:space="preserve">Workbench </w:t>
-      </w:r>
-      <w:r>
-        <w:rPr>
-          <w:color w:val="auto"/>
-          <w:sz w:val="20"/>
-          <w:szCs w:val="24"/>
-        </w:rPr>
-        <w:t>to</w:t>
-      </w:r>
-      <w:r>
-        <w:rPr>
-          <w:color w:val="auto"/>
-          <w:sz w:val="20"/>
-          <w:szCs w:val="24"/>
-        </w:rPr>
-        <w:t xml:space="preserve"> analyze</w:t>
-      </w:r>
-      <w:r>
-        <w:rPr>
-          <w:color w:val="auto"/>
-          <w:sz w:val="20"/>
-          <w:szCs w:val="24"/>
-        </w:rPr>
-        <w:t xml:space="preserve"> </w:t>
-      </w:r>
-      <w:r>
-        <w:rPr>
-          <w:color w:val="auto"/>
-          <w:sz w:val="20"/>
-          <w:szCs w:val="24"/>
-        </w:rPr>
-        <w:t>56477</w:t>
-      </w:r>
-      <w:r>
-        <w:rPr>
-          <w:color w:val="auto"/>
-          <w:sz w:val="20"/>
-          <w:szCs w:val="24"/>
-        </w:rPr>
-        <w:t xml:space="preserve"> Nashville</w:t>
-      </w:r>
-      <w:r>
-        <w:rPr>
-          <w:color w:val="auto"/>
-          <w:sz w:val="20"/>
-          <w:szCs w:val="24"/>
-        </w:rPr>
-        <w:t xml:space="preserve"> </w:t>
-      </w:r>
-      <w:r>
-        <w:rPr>
-          <w:color w:val="auto"/>
-          <w:sz w:val="20"/>
-          <w:szCs w:val="24"/>
-        </w:rPr>
-        <w:t>housing listings, extracting insights for data-driven-decision-making.</w:t>
+        <w:t>Analyzed Hotel Booking Data (170,000+ records, 2018-2020) using SQL Server</w:t>
+      </w:r>
+      <w:r>
+        <w:rPr>
+          <w:color w:val="auto"/>
+          <w:sz w:val="20"/>
+          <w:szCs w:val="24"/>
+        </w:rPr>
+        <w:t xml:space="preserve"> Management Studio and Power BI to evaluate revenue, parking demand, and seasonality.</w:t>
       </w:r>
     </w:p>
     <w:p>
@@ -1259,39 +1249,55 @@
           <w:sz w:val="20"/>
           <w:szCs w:val="24"/>
         </w:rPr>
-        <w:t xml:space="preserve">Implemented SQL techniques, including </w:t>
-      </w:r>
-      <w:r>
-        <w:rPr>
-          <w:color w:val="auto"/>
-          <w:sz w:val="20"/>
-          <w:szCs w:val="24"/>
-        </w:rPr>
-        <w:t>COALESCE (</w:t>
-      </w:r>
-      <w:r>
-        <w:rPr>
-          <w:color w:val="auto"/>
-          <w:sz w:val="20"/>
-          <w:szCs w:val="24"/>
-        </w:rPr>
-        <w:t xml:space="preserve">), </w:t>
-      </w:r>
-      <w:r>
-        <w:rPr>
-          <w:color w:val="auto"/>
-          <w:sz w:val="20"/>
-          <w:szCs w:val="24"/>
-        </w:rPr>
-        <w:t>JOIN (</w:t>
-      </w:r>
-      <w:r>
-        <w:rPr>
-          <w:color w:val="auto"/>
-          <w:sz w:val="20"/>
-          <w:szCs w:val="24"/>
-        </w:rPr>
-        <w:t>), and CTEs, to handle missing values, standardized formats, and restructure address fields.</w:t>
+        <w:t xml:space="preserve">Built SQL queries </w:t>
+      </w:r>
+      <w:r>
+        <w:rPr>
+          <w:color w:val="auto"/>
+          <w:sz w:val="20"/>
+          <w:szCs w:val="24"/>
+        </w:rPr>
+        <w:t>and interactive</w:t>
+      </w:r>
+      <w:r>
+        <w:rPr>
+          <w:color w:val="auto"/>
+          <w:sz w:val="20"/>
+          <w:szCs w:val="24"/>
+        </w:rPr>
+        <w:t xml:space="preserve"> Powe BI</w:t>
+      </w:r>
+      <w:r>
+        <w:rPr>
+          <w:color w:val="auto"/>
+          <w:sz w:val="20"/>
+          <w:szCs w:val="24"/>
+        </w:rPr>
+        <w:t xml:space="preserve"> dashboards to track KPIs and uncover patterns by hotel type (City v</w:t>
+      </w:r>
+      <w:r>
+        <w:rPr>
+          <w:color w:val="auto"/>
+          <w:sz w:val="20"/>
+          <w:szCs w:val="24"/>
+        </w:rPr>
+        <w:t>ersu</w:t>
+      </w:r>
+      <w:r>
+        <w:rPr>
+          <w:color w:val="auto"/>
+          <w:sz w:val="20"/>
+          <w:szCs w:val="24"/>
+        </w:rPr>
+        <w:t>s Resort)</w:t>
+      </w:r>
+      <w:r>
+        <w:rPr>
+          <w:color w:val="auto"/>
+          <w:sz w:val="20"/>
+          <w:szCs w:val="24"/>
+        </w:rPr>
+        <w:t>.</w:t>
       </w:r>
     </w:p>
     <w:p>
@@ -1310,12 +1316,44 @@
           <w:sz w:val="20"/>
           <w:szCs w:val="24"/>
         </w:rPr>
-        <w:t>Optimized dataset performance by identifying and removing duplicate records using ROW_NUMBER () and dropping redundant columns to enhance efficiency.</w:t>
+        <w:t>Discovered</w:t>
+      </w:r>
+      <w:r>
+        <w:rPr>
+          <w:color w:val="auto"/>
+          <w:sz w:val="20"/>
+          <w:szCs w:val="24"/>
+        </w:rPr>
+        <w:t xml:space="preserve"> </w:t>
+      </w:r>
+      <w:r>
+        <w:rPr>
+          <w:color w:val="auto"/>
+          <w:sz w:val="20"/>
+          <w:szCs w:val="24"/>
+        </w:rPr>
+        <w:t>peak revenue</w:t>
+      </w:r>
+      <w:r>
+        <w:rPr>
+          <w:color w:val="auto"/>
+          <w:sz w:val="20"/>
+          <w:szCs w:val="24"/>
+        </w:rPr>
+        <w:t xml:space="preserve"> in 2019, dropped in 2020 due to COVID; parking requests remained low (8.6%), and Resort Hotels showed strong summer seasonality</w:t>
+      </w:r>
+      <w:r>
+        <w:rPr>
+          <w:color w:val="auto"/>
+          <w:sz w:val="20"/>
+          <w:szCs w:val="24"/>
+        </w:rPr>
+        <w:t>.</w:t>
       </w:r>
     </w:p>
     <w:p>
       <w:pPr>
-        <w:ind w:right="-90"/>
+        <w:ind w:left="1" w:right="-90"/>
         <w:rPr>
           <w:color w:val="auto"/>
         </w:rPr>
@@ -1325,13 +1363,20 @@
           <w:rStyle w:val="CapsExpandedColored"/>
           <w:color w:val="auto"/>
         </w:rPr>
-        <w:t>Airquality project</w:t>
+        <w:t>Blinkit analysis</w:t>
       </w:r>
       <w:r>
         <w:rPr>
           <w:rStyle w:val="CapsExpandedColored"/>
           <w:color w:val="auto"/>
         </w:rPr>
+        <w:t xml:space="preserve"> PROJECT</w:t>
+      </w:r>
+      <w:r>
+        <w:rPr>
+          <w:rStyle w:val="CapsExpandedColored"/>
+          <w:color w:val="auto"/>
+        </w:rPr>
         <w:t xml:space="preserve"> </w:t>
       </w:r>
       <w:r>
@@ -1352,13 +1397,7 @@
         <w:rPr>
           <w:color w:val="auto"/>
         </w:rPr>
-        <w:t xml:space="preserve">Personal </w:t>
-      </w:r>
-      <w:r>
-        <w:rPr>
-          <w:color w:val="auto"/>
-        </w:rPr>
-        <w:t xml:space="preserve">Project </w:t>
+        <w:t xml:space="preserve">Personal Project </w:t>
       </w:r>
       <w:r>
         <w:rPr>
@@ -1388,19 +1427,31 @@
         <w:rPr>
           <w:color w:val="auto"/>
         </w:rPr>
+        <w:t xml:space="preserve"> </w:t>
+      </w:r>
+      <w:r>
+        <w:rPr>
+          <w:color w:val="auto"/>
+        </w:rPr>
         <w:tab/>
       </w:r>
       <w:r>
         <w:rPr>
           <w:color w:val="auto"/>
         </w:rPr>
-        <w:t>February</w:t>
-      </w:r>
-      <w:r>
-        <w:rPr>
-          <w:color w:val="auto"/>
-        </w:rPr>
-        <w:t xml:space="preserve"> 202</w:t>
+        <w:t>May</w:t>
+      </w:r>
+      <w:r>
+        <w:rPr>
+          <w:color w:val="auto"/>
+        </w:rPr>
+        <w:t xml:space="preserve"> 20</w:t>
+      </w:r>
+      <w:r>
+        <w:rPr>
+          <w:color w:val="auto"/>
+        </w:rPr>
+        <w:t>2</w:t>
       </w:r>
       <w:r>
         <w:rPr>
@@ -1425,7 +1476,23 @@
           <w:sz w:val="20"/>
           <w:szCs w:val="24"/>
         </w:rPr>
-        <w:t>Utilized R to clean, transform, and analyze the Airquality dataset, handling missing values and improving data integrity.</w:t>
+        <w:t>Performed end-to-end sales analysis on Blink</w:t>
+      </w:r>
+      <w:r>
+        <w:rPr>
+          <w:color w:val="auto"/>
+          <w:sz w:val="20"/>
+          <w:szCs w:val="24"/>
+        </w:rPr>
+        <w:t>i</w:t>
+      </w:r>
+      <w:r>
+        <w:rPr>
+          <w:color w:val="auto"/>
+          <w:sz w:val="20"/>
+          <w:szCs w:val="24"/>
+        </w:rPr>
+        <w:t>T data (8,500+ records) using Python (Pandas, NumPy, Matplotlib, Seaborn).</w:t>
       </w:r>
     </w:p>
     <w:p>
@@ -1444,7 +1511,7 @@
           <w:sz w:val="20"/>
           <w:szCs w:val="24"/>
         </w:rPr>
-        <w:t>Created new variables, to flag hazardous solar radiation levels better for data interpretation.</w:t>
+        <w:t>Cleaned dataset, calculated KPIs, and created visualizations to uncover customer and outlet performance trends.</w:t>
       </w:r>
     </w:p>
     <w:p>
@@ -1463,12 +1530,20 @@
           <w:sz w:val="20"/>
           <w:szCs w:val="24"/>
         </w:rPr>
-        <w:t>Data visualization using ggplot2 to analyze temperature trends and seasonal variations, enhancing data insights.</w:t>
+        <w:t>Identified</w:t>
+      </w:r>
+      <w:r>
+        <w:rPr>
+          <w:color w:val="auto"/>
+          <w:sz w:val="20"/>
+          <w:szCs w:val="24"/>
+        </w:rPr>
+        <w:t xml:space="preserve"> that Low Fat items drive 64% of total sales and that Tier 3, medium-sized outlets outperform larger stores.</w:t>
       </w:r>
     </w:p>
     <w:p>
       <w:pPr>
-        <w:ind w:left="1" w:right="-90"/>
+        <w:ind w:right="-90"/>
         <w:rPr>
           <w:color w:val="auto"/>
         </w:rPr>
@@ -1478,14 +1553,21 @@
           <w:rStyle w:val="CapsExpandedColored"/>
           <w:color w:val="auto"/>
         </w:rPr>
-        <w:t>Blinkit analysis</w:t>
+        <w:t>sports</w:t>
       </w:r>
       <w:r>
         <w:rPr>
           <w:rStyle w:val="CapsExpandedColored"/>
           <w:color w:val="auto"/>
         </w:rPr>
-        <w:t xml:space="preserve"> PROJECT</w:t>
+        <w:t xml:space="preserve"> store analytics</w:t>
+      </w:r>
+      <w:r>
+        <w:rPr>
+          <w:rStyle w:val="CapsExpandedColored"/>
+          <w:color w:val="auto"/>
+        </w:rPr>
+        <w:t xml:space="preserve"> project</w:t>
       </w:r>
       <w:r>
         <w:rPr>
@@ -1542,37 +1624,8 @@
         <w:rPr>
           <w:color w:val="auto"/>
         </w:rPr>
-        <w:t xml:space="preserve"> </w:t>
-      </w:r>
-      <w:r>
-        <w:rPr>
-          <w:color w:val="auto"/>
-        </w:rPr>
         <w:tab/>
-      </w:r>
-      <w:r>
-        <w:rPr>
-          <w:color w:val="auto"/>
-        </w:rPr>
-        <w:t>May</w:t>
-      </w:r>
-      <w:r>
-        <w:rPr>
-          <w:color w:val="auto"/>
-        </w:rPr>
-        <w:t xml:space="preserve"> 20</w:t>
-      </w:r>
-      <w:r>
-        <w:rPr>
-          <w:color w:val="auto"/>
-        </w:rPr>
-        <w:t>2</w:t>
-      </w:r>
-      <w:r>
-        <w:rPr>
-          <w:color w:val="auto"/>
-        </w:rPr>
-        <w:t>5</w:t>
+        <w:t>February 2025</w:t>
       </w:r>
     </w:p>
     <w:p>
@@ -1591,25 +1644,31 @@
           <w:sz w:val="20"/>
           <w:szCs w:val="24"/>
         </w:rPr>
-        <w:t>Performed end-</w:t>
-      </w:r>
-      <w:proofErr w:type="gramStart"/>
-      <w:r>
-        <w:rPr>
-          <w:color w:val="auto"/>
-          <w:sz w:val="20"/>
-          <w:szCs w:val="24"/>
-        </w:rPr>
-        <w:t>to</w:t>
-      </w:r>
-      <w:proofErr w:type="gramEnd"/>
-      <w:r>
-        <w:rPr>
-          <w:color w:val="auto"/>
-          <w:sz w:val="20"/>
-          <w:szCs w:val="24"/>
-        </w:rPr>
-        <w:t>-end sales analysis on BlinkIT data (8,500+ records) using Python (Pandas, NumPy, Matplotlib, Seaborn).</w:t>
+        <w:t xml:space="preserve">Analyzed </w:t>
+      </w:r>
+      <w:r>
+        <w:rPr>
+          <w:color w:val="auto"/>
+          <w:sz w:val="20"/>
+          <w:szCs w:val="24"/>
+        </w:rPr>
+        <w:t xml:space="preserve">sales data (2,800+ records) using R (dplyr, ggplot) </w:t>
+      </w:r>
+      <w:r>
+        <w:rPr>
+          <w:color w:val="auto"/>
+          <w:sz w:val="20"/>
+          <w:szCs w:val="24"/>
+        </w:rPr>
+        <w:t xml:space="preserve">to uncover </w:t>
+      </w:r>
+      <w:r>
+        <w:rPr>
+          <w:color w:val="auto"/>
+          <w:sz w:val="20"/>
+          <w:szCs w:val="24"/>
+        </w:rPr>
+        <w:t>revenue, profit, customer rating, and geographic trends.</w:t>
       </w:r>
     </w:p>
     <w:p>
@@ -1628,7 +1687,71 @@
           <w:sz w:val="20"/>
           <w:szCs w:val="24"/>
         </w:rPr>
-        <w:t>Cleaned dataset, calculated KPIs, and created visualizations to uncover customer and outlet performance trends.</w:t>
+        <w:t>C</w:t>
+      </w:r>
+      <w:r>
+        <w:rPr>
+          <w:color w:val="auto"/>
+          <w:sz w:val="20"/>
+          <w:szCs w:val="24"/>
+        </w:rPr>
+        <w:t>leaned and transformed date/time</w:t>
+      </w:r>
+      <w:r>
+        <w:rPr>
+          <w:color w:val="auto"/>
+          <w:sz w:val="20"/>
+          <w:szCs w:val="24"/>
+        </w:rPr>
+        <w:t xml:space="preserve"> data, </w:t>
+      </w:r>
+      <w:r>
+        <w:rPr>
+          <w:color w:val="auto"/>
+          <w:sz w:val="20"/>
+          <w:szCs w:val="24"/>
+        </w:rPr>
+        <w:t>built</w:t>
+      </w:r>
+      <w:r>
+        <w:rPr>
+          <w:color w:val="auto"/>
+          <w:sz w:val="20"/>
+          <w:szCs w:val="24"/>
+        </w:rPr>
+        <w:t xml:space="preserve"> KPI</w:t>
+      </w:r>
+      <w:r>
+        <w:rPr>
+          <w:color w:val="auto"/>
+          <w:sz w:val="20"/>
+          <w:szCs w:val="24"/>
+        </w:rPr>
+        <w:t>s</w:t>
+      </w:r>
+      <w:r>
+        <w:rPr>
+          <w:color w:val="auto"/>
+          <w:sz w:val="20"/>
+          <w:szCs w:val="24"/>
+        </w:rPr>
+        <w:t xml:space="preserve">, and </w:t>
+      </w:r>
+      <w:r>
+        <w:rPr>
+          <w:color w:val="auto"/>
+          <w:sz w:val="20"/>
+          <w:szCs w:val="24"/>
+        </w:rPr>
+        <w:t>uncovered</w:t>
+      </w:r>
+      <w:r>
+        <w:rPr>
+          <w:color w:val="auto"/>
+          <w:sz w:val="20"/>
+          <w:szCs w:val="24"/>
+        </w:rPr>
+        <w:t xml:space="preserve"> monthly and regional performance patterns, reveling peak revenue in Spring/Summer and lowest in November.</w:t>
       </w:r>
     </w:p>
     <w:p>
@@ -1647,7 +1770,15 @@
           <w:sz w:val="20"/>
           <w:szCs w:val="24"/>
         </w:rPr>
-        <w:t>Discovered that Low Fat items drive 64% of total sales and that Tier 3, medium-sized outlets outperform larger stores.</w:t>
+        <w:t xml:space="preserve">Developed a Tableau Dashboard with interactive filters </w:t>
+      </w:r>
+      <w:r>
+        <w:rPr>
+          <w:color w:val="auto"/>
+          <w:sz w:val="20"/>
+          <w:szCs w:val="24"/>
+        </w:rPr>
+        <w:t>by sport, state, and rating to support data-driven business decisions.</w:t>
       </w:r>
     </w:p>
     <w:p>
@@ -1812,15 +1943,31 @@
           <w:sz w:val="20"/>
           <w:szCs w:val="24"/>
         </w:rPr>
-        <w:t>Coordinated team logistics, including inventory management, travel arrangements, and practice scheduling</w:t>
-      </w:r>
-      <w:r>
-        <w:rPr>
-          <w:color w:val="auto"/>
-          <w:sz w:val="20"/>
-          <w:szCs w:val="24"/>
-        </w:rPr>
-        <w:t>.</w:t>
+        <w:t>Led recruitment data tracking using Excel</w:t>
+      </w:r>
+      <w:r>
+        <w:rPr>
+          <w:color w:val="auto"/>
+          <w:sz w:val="20"/>
+          <w:szCs w:val="24"/>
+        </w:rPr>
+        <w:t xml:space="preserve"> (pivot tables, VLOOKUP)</w:t>
+      </w:r>
+      <w:r>
+        <w:rPr>
+          <w:color w:val="auto"/>
+          <w:sz w:val="20"/>
+          <w:szCs w:val="24"/>
+        </w:rPr>
+        <w:t xml:space="preserve"> and Lead Squared CRM, generating insights that supported strategic </w:t>
+      </w:r>
+      <w:r>
+        <w:rPr>
+          <w:color w:val="auto"/>
+          <w:sz w:val="20"/>
+          <w:szCs w:val="24"/>
+        </w:rPr>
+        <w:t>decisions and contributed to the successful recruitment of 10+ players per season.</w:t>
       </w:r>
     </w:p>
     <w:p>
@@ -1839,15 +1986,15 @@
           <w:sz w:val="20"/>
           <w:szCs w:val="24"/>
         </w:rPr>
-        <w:t xml:space="preserve">Maintained and analyzed recruitment data using the university database and Excel to monitor </w:t>
-      </w:r>
-      <w:r>
-        <w:rPr>
-          <w:color w:val="auto"/>
-          <w:sz w:val="20"/>
-          <w:szCs w:val="24"/>
-        </w:rPr>
-        <w:t>recruits.</w:t>
+        <w:t xml:space="preserve">Developed scouting and performance reports by analyzing opponent and team statistics; collaborated </w:t>
+      </w:r>
+      <w:r>
+        <w:rPr>
+          <w:color w:val="auto"/>
+          <w:sz w:val="20"/>
+          <w:szCs w:val="24"/>
+        </w:rPr>
+        <w:t>with coaching staff on tactical planning and shared key insights with players via Word and Outlook.</w:t>
       </w:r>
     </w:p>
     <w:p>
@@ -1866,15 +2013,15 @@
           <w:sz w:val="20"/>
           <w:szCs w:val="24"/>
         </w:rPr>
-        <w:t>Tracked team and player stats throughout the season and created scouting reports to support tactical planning and game preparation</w:t>
-      </w:r>
-      <w:r>
-        <w:rPr>
-          <w:color w:val="auto"/>
-          <w:sz w:val="20"/>
-          <w:szCs w:val="24"/>
-        </w:rPr>
-        <w:t>.</w:t>
+        <w:t>Collaborated with marketing to coordinate player appearances and boost on-campus engagement, increasing program visibility</w:t>
+      </w:r>
+      <w:r>
+        <w:rPr>
+          <w:color w:val="auto"/>
+          <w:sz w:val="20"/>
+          <w:szCs w:val="24"/>
+        </w:rPr>
+        <w:t xml:space="preserve"> by 17% and driving growth in social media followers.</w:t>
       </w:r>
     </w:p>
     <w:p>
@@ -2031,7 +2178,23 @@
           <w:sz w:val="20"/>
           <w:szCs w:val="24"/>
         </w:rPr>
-        <w:t>Managed and analyzed incident reports data using Excel.</w:t>
+        <w:t>Analyzed incide</w:t>
+      </w:r>
+      <w:r>
+        <w:rPr>
+          <w:color w:val="auto"/>
+          <w:sz w:val="20"/>
+          <w:szCs w:val="24"/>
+        </w:rPr>
+        <w:t>nt report trends in Excel, identifying peak periods and common issues to improve safety</w:t>
+      </w:r>
+      <w:r>
+        <w:rPr>
+          <w:color w:val="auto"/>
+          <w:sz w:val="20"/>
+          <w:szCs w:val="24"/>
+        </w:rPr>
+        <w:t xml:space="preserve"> protocols.</w:t>
       </w:r>
     </w:p>
     <w:p>
@@ -2050,7 +2213,71 @@
           <w:sz w:val="20"/>
           <w:szCs w:val="24"/>
         </w:rPr>
-        <w:t>Budgeted and allocated resources for student life events, optimizing costs and improving engagement.</w:t>
+        <w:t>Supported 150 residents (</w:t>
+      </w:r>
+      <w:r>
+        <w:rPr>
+          <w:color w:val="auto"/>
+          <w:sz w:val="20"/>
+          <w:szCs w:val="24"/>
+        </w:rPr>
+        <w:t xml:space="preserve">65% international) by mediating </w:t>
+      </w:r>
+      <w:r>
+        <w:rPr>
+          <w:color w:val="auto"/>
+          <w:sz w:val="20"/>
+          <w:szCs w:val="24"/>
+        </w:rPr>
+        <w:t>conflicts and</w:t>
+      </w:r>
+      <w:r>
+        <w:rPr>
+          <w:color w:val="auto"/>
+          <w:sz w:val="20"/>
+          <w:szCs w:val="24"/>
+        </w:rPr>
+        <w:t xml:space="preserve"> </w:t>
+      </w:r>
+      <w:r>
+        <w:rPr>
+          <w:color w:val="auto"/>
+          <w:sz w:val="20"/>
+          <w:szCs w:val="24"/>
+        </w:rPr>
+        <w:t>joining</w:t>
+      </w:r>
+      <w:r>
+        <w:rPr>
+          <w:color w:val="auto"/>
+          <w:sz w:val="20"/>
+          <w:szCs w:val="24"/>
+        </w:rPr>
+        <w:t xml:space="preserve"> </w:t>
+      </w:r>
+      <w:r>
+        <w:rPr>
+          <w:color w:val="auto"/>
+          <w:sz w:val="20"/>
+          <w:szCs w:val="24"/>
+        </w:rPr>
+        <w:t>biweekly</w:t>
+      </w:r>
+      <w:r>
+        <w:rPr>
+          <w:color w:val="auto"/>
+          <w:sz w:val="20"/>
+          <w:szCs w:val="24"/>
+        </w:rPr>
+        <w:t xml:space="preserve"> </w:t>
+      </w:r>
+      <w:r>
+        <w:rPr>
+          <w:color w:val="auto"/>
+          <w:sz w:val="20"/>
+          <w:szCs w:val="24"/>
+        </w:rPr>
+        <w:t>Res-Life staff meetings to analyze issues.</w:t>
       </w:r>
     </w:p>
     <w:p>
@@ -2069,15 +2296,7 @@
           <w:sz w:val="20"/>
           <w:szCs w:val="24"/>
         </w:rPr>
-        <w:t>Enhanced communication and problem-solving skills by resolving resident concerns and working with diverse student groups</w:t>
-      </w:r>
-      <w:r>
-        <w:rPr>
-          <w:color w:val="auto"/>
-          <w:sz w:val="20"/>
-          <w:szCs w:val="24"/>
-        </w:rPr>
-        <w:t>.</w:t>
+        <w:t>Budgeted and allocated resources for student life events, optimizing costs and improving engagement.</w:t>
       </w:r>
     </w:p>
     <w:sectPr>
@@ -3287,7 +3506,6 @@
   <w:style w:type="character" w:default="1" w:styleId="DefaultParagraphFont">
     <w:name w:val="Default Paragraph Font"/>
     <w:uiPriority w:val="1"/>
-    <w:semiHidden/>
     <w:unhideWhenUsed/>
   </w:style>
   <w:style w:type="table" w:default="1" w:styleId="TableNormal">
